--- a/eng/docx/005.content.docx
+++ b/eng/docx/005.content.docx
@@ -19,7 +19,7 @@
         <w:rPr>
           <w:lang w:val="en_US" w:bidi="en_US"/>
         </w:rPr>
-        <w:t>Resource: Study Notes - Profiles (Tyndale)</w:t>
+        <w:t>Resource: Tyndale Open Study Notes</w:t>
       </w:r>
       <w:r>
         <w:rPr>
@@ -112,7 +112,7 @@
         <w:rPr>
           <w:lang w:val="en_US" w:bidi="en_US"/>
         </w:rPr>
-        <w:t>Study Notes - Profiles (Tyndale)</w:t>
+        <w:t>Tyndale Open Study Notes</w:t>
       </w:r>
     </w:p>
     <w:p>
@@ -150,26 +150,6 @@
           <w:lang w:val="en_US" w:bidi="en_US"/>
         </w:rPr>
         <w:t>E</w:t>
-      </w:r>
-      <w:r>
-        <w:rPr>
-          <w:lang w:val="en_US" w:bidi="en_US"/>
-        </w:rPr>
-      </w:r>
-    </w:p>
-    <w:p>
-      <w:pPr/>
-      <w:r>
-        <w:rPr>
-          <w:lang w:val="en_US" w:bidi="en_US"/>
-        </w:rPr>
-      </w:r>
-      <w:r>
-        <w:rPr>
-          <w:i/>
-          <w:lang w:val="en_US" w:bidi="en_US"/>
-        </w:rPr>
-        <w:t>Egypt, Eleazar, Eli, Elijah, Elisha, Ephesus, Esau, Esther, Ezekiel, Ezra</w:t>
       </w:r>
       <w:r>
         <w:rPr>

--- a/eng/docx/005.content.docx
+++ b/eng/docx/005.content.docx
@@ -1964,7 +1964,7 @@
         <w:rPr>
           <w:lang w:val="en_US" w:bidi="en_US"/>
         </w:rPr>
-        <w:t xml:space="preserve">). Elijah appeared with Moses during Jesus' transfiguration (when Jesus's appearance changed to show his divine glory; </w:t>
+        <w:t xml:space="preserve">). Elijah appeared with Moses during the transfiguration (when the appearance of Jesus changed to show his divine glory; </w:t>
       </w:r>
       <w:hyperlink r:id="rId77">
         <w:r>
@@ -2801,7 +2801,7 @@
         <w:rPr>
           <w:lang w:val="en_US" w:bidi="en_US"/>
         </w:rPr>
-        <w:t xml:space="preserve">Elisha's miracles foreshadowed Jesus' work because Jesus: </w:t>
+        <w:t xml:space="preserve">Elisha's miracles foreshadowed the work of Jesus. Jesus also: </w:t>
       </w:r>
     </w:p>
     <w:p>
@@ -2819,7 +2819,7 @@
         <w:rPr>
           <w:lang w:val="en_US" w:bidi="en_US"/>
         </w:rPr>
-        <w:t>Healed people with leprosy (</w:t>
+        <w:t>healed people with leprosy (</w:t>
       </w:r>
       <w:hyperlink r:id="rId114">
         <w:r>
@@ -2837,7 +2837,7 @@
         <w:rPr>
           <w:lang w:val="en_US" w:bidi="en_US"/>
         </w:rPr>
-        <w:t>)</w:t>
+        <w:t xml:space="preserve">), </w:t>
       </w:r>
     </w:p>
     <w:p>
@@ -2855,7 +2855,7 @@
         <w:rPr>
           <w:lang w:val="en_US" w:bidi="en_US"/>
         </w:rPr>
-        <w:t>Brought the dead back to life (</w:t>
+        <w:t>brought the dead back to life (</w:t>
       </w:r>
       <w:hyperlink r:id="rId115">
         <w:r>
@@ -2909,7 +2909,7 @@
         <w:rPr>
           <w:lang w:val="en_US" w:bidi="en_US"/>
         </w:rPr>
-        <w:t>)</w:t>
+        <w:t>), and</w:t>
       </w:r>
     </w:p>
     <w:p>
@@ -2927,7 +2927,7 @@
         <w:rPr>
           <w:lang w:val="en_US" w:bidi="en_US"/>
         </w:rPr>
-        <w:t>Provided food in miraculous ways (</w:t>
+        <w:t>provided food in miraculous ways (</w:t>
       </w:r>
       <w:hyperlink r:id="rId118">
         <w:r>
@@ -2963,7 +2963,7 @@
         <w:rPr>
           <w:lang w:val="en_US" w:bidi="en_US"/>
         </w:rPr>
-        <w:t>)</w:t>
+        <w:t>).</w:t>
       </w:r>
     </w:p>
     <w:p>
@@ -2977,7 +2977,7 @@
         <w:rPr>
           <w:lang w:val="en_US" w:bidi="en_US"/>
         </w:rPr>
-        <w:t>Jesus spoke about healing Naaman to show that God's mercy extends beyond Israelites to gentiles (</w:t>
+        <w:t>Jesus spoke about healing Naaman to show that God's mercy extends beyond Israelites to Gentiles (</w:t>
       </w:r>
       <w:hyperlink r:id="rId120">
         <w:r>
